--- a/docs/research_notes/Objective_Function_Stakeholder_Decision_Under_Extremes.docx
+++ b/docs/research_notes/Objective_Function_Stakeholder_Decision_Under_Extremes.docx
@@ -252,7 +252,7 @@
             <w:r>
               <w:rPr>
                 <w:b/>
-                <w:sz w:val="18"/>
+                <w:sz w:val="21"/>
               </w:rPr>
               <w:t xml:space="preserve">Symbol</w:t>
             </w:r>
@@ -270,7 +270,7 @@
             <w:r>
               <w:rPr>
                 <w:b/>
-                <w:sz w:val="18"/>
+                <w:sz w:val="21"/>
               </w:rPr>
               <w:t xml:space="preserve">Decision</w:t>
             </w:r>
@@ -288,7 +288,7 @@
             <w:r>
               <w:rPr>
                 <w:b/>
-                <w:sz w:val="18"/>
+                <w:sz w:val="21"/>
               </w:rPr>
               <w:t xml:space="preserve">Decided by</w:t>
             </w:r>
@@ -306,7 +306,7 @@
             <w:r>
               <w:rPr>
                 <w:b/>
-                <w:sz w:val="18"/>
+                <w:sz w:val="21"/>
               </w:rPr>
               <w:t xml:space="preserve">Part of the method</w:t>
             </w:r>
@@ -346,7 +346,7 @@
             </w:pPr>
             <w:r>
               <w:rPr>
-                <w:sz w:val="18"/>
+                <w:sz w:val="21"/>
               </w:rPr>
               <w:t xml:space="preserve">position of the supply-well screen</w:t>
             </w:r>
@@ -361,7 +361,7 @@
             </w:pPr>
             <w:r>
               <w:rPr>
-                <w:sz w:val="18"/>
+                <w:sz w:val="21"/>
               </w:rPr>
               <w:t xml:space="preserve">utility and water agency</w:t>
             </w:r>
@@ -376,7 +376,7 @@
             </w:pPr>
             <w:r>
               <w:rPr>
-                <w:sz w:val="18"/>
+                <w:sz w:val="21"/>
               </w:rPr>
               <w:t xml:space="preserve">MONTIMI-GO</w:t>
             </w:r>
@@ -407,13 +407,13 @@
             </w:pPr>
             <w:r>
               <w:rPr>
-                <w:sz w:val="18"/>
+                <w:sz w:val="21"/>
               </w:rPr>
               <w:t xml:space="preserve">pumping rule:</w:t>
             </w:r>
             <w:r>
               <w:rPr>
-                <w:sz w:val="18"/>
+                <w:sz w:val="21"/>
               </w:rPr>
               <w:t xml:space="preserve"> </w:t>
             </w:r>
@@ -475,19 +475,19 @@
             </m:oMath>
             <w:r>
               <w:rPr>
-                <w:sz w:val="18"/>
+                <w:sz w:val="21"/>
               </w:rPr>
               <w:t xml:space="preserve"> </w:t>
             </w:r>
             <w:r>
               <w:rPr>
-                <w:sz w:val="18"/>
+                <w:sz w:val="21"/>
               </w:rPr>
               <w:t xml:space="preserve">while the alarm is silent,</w:t>
             </w:r>
             <w:r>
               <w:rPr>
-                <w:sz w:val="18"/>
+                <w:sz w:val="21"/>
               </w:rPr>
               <w:t xml:space="preserve"> </w:t>
             </w:r>
@@ -522,13 +522,13 @@
             </m:oMath>
             <w:r>
               <w:rPr>
-                <w:sz w:val="18"/>
+                <w:sz w:val="21"/>
               </w:rPr>
               <w:t xml:space="preserve"> </w:t>
             </w:r>
             <w:r>
               <w:rPr>
-                <w:sz w:val="18"/>
+                <w:sz w:val="21"/>
               </w:rPr>
               <w:t xml:space="preserve">after it sounds</w:t>
             </w:r>
@@ -543,7 +543,7 @@
             </w:pPr>
             <w:r>
               <w:rPr>
-                <w:sz w:val="18"/>
+                <w:sz w:val="21"/>
               </w:rPr>
               <w:t xml:space="preserve">utility, agreed with the stakeholders</w:t>
             </w:r>
@@ -558,7 +558,7 @@
             </w:pPr>
             <w:r>
               <w:rPr>
-                <w:sz w:val="18"/>
+                <w:sz w:val="21"/>
               </w:rPr>
               <w:t xml:space="preserve">Section 4</w:t>
             </w:r>
@@ -589,7 +589,7 @@
             </w:pPr>
             <w:r>
               <w:rPr>
-                <w:sz w:val="18"/>
+                <w:sz w:val="21"/>
               </w:rPr>
               <w:t xml:space="preserve">margin of the alarm (its certificate)</w:t>
             </w:r>
@@ -604,7 +604,7 @@
             </w:pPr>
             <w:r>
               <w:rPr>
-                <w:sz w:val="18"/>
+                <w:sz w:val="21"/>
               </w:rPr>
               <w:t xml:space="preserve">modeller</w:t>
             </w:r>
@@ -619,7 +619,7 @@
             </w:pPr>
             <w:r>
               <w:rPr>
-                <w:sz w:val="18"/>
+                <w:sz w:val="21"/>
               </w:rPr>
               <w:t xml:space="preserve">SPIRANCA-GO</w:t>
             </w:r>
@@ -687,7 +687,7 @@
             </w:pPr>
             <w:r>
               <w:rPr>
-                <w:sz w:val="18"/>
+                <w:sz w:val="21"/>
               </w:rPr>
               <w:t xml:space="preserve">sampling rule: interval, re-anchoring window, budget of extra samples</w:t>
             </w:r>
@@ -702,7 +702,7 @@
             </w:pPr>
             <w:r>
               <w:rPr>
-                <w:sz w:val="18"/>
+                <w:sz w:val="21"/>
               </w:rPr>
               <w:t xml:space="preserve">monitoring office</w:t>
             </w:r>
@@ -717,7 +717,7 @@
             </w:pPr>
             <w:r>
               <w:rPr>
-                <w:sz w:val="18"/>
+                <w:sz w:val="21"/>
               </w:rPr>
               <w:t xml:space="preserve">ROJA-GO</w:t>
             </w:r>
@@ -760,7 +760,7 @@
             </w:pPr>
             <w:r>
               <w:rPr>
-                <w:sz w:val="18"/>
+                <w:sz w:val="21"/>
               </w:rPr>
               <w:t xml:space="preserve">cap on private abstraction in a declared drought (optional lever)</w:t>
             </w:r>
@@ -775,7 +775,7 @@
             </w:pPr>
             <w:r>
               <w:rPr>
-                <w:sz w:val="18"/>
+                <w:sz w:val="21"/>
               </w:rPr>
               <w:t xml:space="preserve">water agency</w:t>
             </w:r>
@@ -790,7 +790,7 @@
             </w:pPr>
             <w:r>
               <w:rPr>
-                <w:sz w:val="18"/>
+                <w:sz w:val="21"/>
               </w:rPr>
               <w:t xml:space="preserve">Section 6</w:t>
             </w:r>
@@ -2775,14 +2775,14 @@
             <w:r>
               <w:rPr>
                 <w:b/>
-                <w:sz w:val="18"/>
+                <w:sz w:val="21"/>
               </w:rPr>
               <w:t xml:space="preserve">Storyline</w:t>
             </w:r>
             <w:r>
               <w:rPr>
                 <w:b/>
-                <w:sz w:val="18"/>
+                <w:sz w:val="21"/>
               </w:rPr>
               <w:t xml:space="preserve"> </w:t>
             </w:r>
@@ -2805,14 +2805,14 @@
             <w:r>
               <w:rPr>
                 <w:b/>
-                <w:sz w:val="18"/>
+                <w:sz w:val="21"/>
               </w:rPr>
               <w:t xml:space="preserve">Recorded gauge</w:t>
             </w:r>
             <w:r>
               <w:rPr>
                 <w:b/>
-                <w:sz w:val="18"/>
+                <w:sz w:val="21"/>
               </w:rPr>
               <w:t xml:space="preserve"> </w:t>
             </w:r>
@@ -2838,21 +2838,21 @@
             <w:r>
               <w:rPr>
                 <w:b/>
-                <w:sz w:val="18"/>
+                <w:sz w:val="21"/>
               </w:rPr>
               <w:t xml:space="preserve"> </w:t>
             </w:r>
             <w:r>
               <w:rPr>
                 <w:b/>
-                <w:sz w:val="18"/>
+                <w:sz w:val="21"/>
               </w:rPr>
               <w:t xml:space="preserve">vs. effective</w:t>
             </w:r>
             <w:r>
               <w:rPr>
                 <w:b/>
-                <w:sz w:val="18"/>
+                <w:sz w:val="21"/>
               </w:rPr>
               <w:t xml:space="preserve"> </w:t>
             </w:r>
@@ -2904,14 +2904,14 @@
             <w:r>
               <w:rPr>
                 <w:b/>
-                <w:sz w:val="18"/>
+                <w:sz w:val="21"/>
               </w:rPr>
               <w:t xml:space="preserve">Behaviour</w:t>
             </w:r>
             <w:r>
               <w:rPr>
                 <w:b/>
-                <w:sz w:val="18"/>
+                <w:sz w:val="21"/>
               </w:rPr>
               <w:t xml:space="preserve"> </w:t>
             </w:r>
@@ -2952,14 +2952,14 @@
             <w:r>
               <w:rPr>
                 <w:b/>
-                <w:sz w:val="18"/>
+                <w:sz w:val="21"/>
               </w:rPr>
               <w:t xml:space="preserve">Sea</w:t>
             </w:r>
             <w:r>
               <w:rPr>
                 <w:b/>
-                <w:sz w:val="18"/>
+                <w:sz w:val="21"/>
               </w:rPr>
               <w:t xml:space="preserve"> </w:t>
             </w:r>
@@ -2990,7 +2990,7 @@
             </w:pPr>
             <w:r>
               <w:rPr>
-                <w:sz w:val="18"/>
+                <w:sz w:val="21"/>
               </w:rPr>
               <w:t xml:space="preserve">ordinary</w:t>
             </w:r>
@@ -3052,7 +3052,7 @@
             </m:oMath>
             <w:r>
               <w:rPr>
-                <w:sz w:val="18"/>
+                <w:sz w:val="21"/>
               </w:rPr>
               <w:t xml:space="preserve">, AR(1), lag-one correlation 0.7</w:t>
             </w:r>
@@ -3067,7 +3067,7 @@
             </w:pPr>
             <w:r>
               <w:rPr>
-                <w:sz w:val="18"/>
+                <w:sz w:val="21"/>
               </w:rPr>
               <w:t xml:space="preserve">0</w:t>
             </w:r>
@@ -3082,7 +3082,7 @@
             </w:pPr>
             <w:r>
               <w:rPr>
-                <w:sz w:val="18"/>
+                <w:sz w:val="21"/>
               </w:rPr>
               <w:t xml:space="preserve">trend</w:t>
             </w:r>
@@ -3099,7 +3099,7 @@
             </w:pPr>
             <w:r>
               <w:rPr>
-                <w:sz w:val="18"/>
+                <w:sz w:val="21"/>
               </w:rPr>
               <w:t xml:space="preserve">intense rainfall</w:t>
             </w:r>
@@ -3146,13 +3146,13 @@
             </m:oMath>
             <w:r>
               <w:rPr>
-                <w:sz w:val="18"/>
+                <w:sz w:val="21"/>
               </w:rPr>
               <w:t xml:space="preserve">,</w:t>
             </w:r>
             <w:r>
               <w:rPr>
-                <w:sz w:val="18"/>
+                <w:sz w:val="21"/>
               </w:rPr>
               <w:t xml:space="preserve"> </w:t>
             </w:r>
@@ -3205,13 +3205,13 @@
             </m:oMath>
             <w:r>
               <w:rPr>
-                <w:sz w:val="18"/>
+                <w:sz w:val="21"/>
               </w:rPr>
               <w:t xml:space="preserve"> </w:t>
             </w:r>
             <w:r>
               <w:rPr>
-                <w:sz w:val="18"/>
+                <w:sz w:val="21"/>
               </w:rPr>
               <w:t xml:space="preserve">for two years (runoff)</w:t>
             </w:r>
@@ -3226,7 +3226,7 @@
             </w:pPr>
             <w:r>
               <w:rPr>
-                <w:sz w:val="18"/>
+                <w:sz w:val="21"/>
               </w:rPr>
               <w:t xml:space="preserve">0</w:t>
             </w:r>
@@ -3241,7 +3241,7 @@
             </w:pPr>
             <w:r>
               <w:rPr>
-                <w:sz w:val="18"/>
+                <w:sz w:val="21"/>
               </w:rPr>
               <w:t xml:space="preserve">trend (+ surge)</w:t>
             </w:r>
@@ -3258,7 +3258,7 @@
             </w:pPr>
             <w:r>
               <w:rPr>
-                <w:sz w:val="18"/>
+                <w:sz w:val="21"/>
               </w:rPr>
               <w:t xml:space="preserve">record drought</w:t>
             </w:r>
@@ -3341,13 +3341,13 @@
             </m:oMath>
             <w:r>
               <w:rPr>
-                <w:sz w:val="18"/>
+                <w:sz w:val="21"/>
               </w:rPr>
               <w:t xml:space="preserve"> </w:t>
             </w:r>
             <w:r>
               <w:rPr>
-                <w:sz w:val="18"/>
+                <w:sz w:val="21"/>
               </w:rPr>
               <w:t xml:space="preserve">for six years</w:t>
             </w:r>
@@ -3362,7 +3362,7 @@
             </w:pPr>
             <w:r>
               <w:rPr>
-                <w:sz w:val="18"/>
+                <w:sz w:val="21"/>
               </w:rPr>
               <w:t xml:space="preserve">0</w:t>
             </w:r>
@@ -3377,7 +3377,7 @@
             </w:pPr>
             <w:r>
               <w:rPr>
-                <w:sz w:val="18"/>
+                <w:sz w:val="21"/>
               </w:rPr>
               <w:t xml:space="preserve">trend</w:t>
             </w:r>
@@ -3394,7 +3394,7 @@
             </w:pPr>
             <w:r>
               <w:rPr>
-                <w:sz w:val="18"/>
+                <w:sz w:val="21"/>
               </w:rPr>
               <w:t xml:space="preserve">causal change</w:t>
             </w:r>
@@ -3409,7 +3409,7 @@
             </w:pPr>
             <w:r>
               <w:rPr>
-                <w:sz w:val="18"/>
+                <w:sz w:val="21"/>
               </w:rPr>
               <w:t xml:space="preserve">as the drought</w:t>
             </w:r>
@@ -3424,7 +3424,7 @@
             </w:pPr>
             <w:r>
               <w:rPr>
-                <w:sz w:val="18"/>
+                <w:sz w:val="21"/>
               </w:rPr>
               <w:t xml:space="preserve">0.5 during the drought (pumping response ×3)</w:t>
             </w:r>
@@ -3439,7 +3439,7 @@
             </w:pPr>
             <w:r>
               <w:rPr>
-                <w:sz w:val="18"/>
+                <w:sz w:val="21"/>
               </w:rPr>
               <w:t xml:space="preserve">trend</w:t>
             </w:r>
@@ -3456,7 +3456,7 @@
             </w:pPr>
             <w:r>
               <w:rPr>
-                <w:sz w:val="18"/>
+                <w:sz w:val="21"/>
               </w:rPr>
               <w:t xml:space="preserve">compound</w:t>
             </w:r>
@@ -3471,7 +3471,7 @@
             </w:pPr>
             <w:r>
               <w:rPr>
-                <w:sz w:val="18"/>
+                <w:sz w:val="21"/>
               </w:rPr>
               <w:t xml:space="preserve">drought, then intense rainfall</w:t>
             </w:r>
@@ -3486,7 +3486,7 @@
             </w:pPr>
             <w:r>
               <w:rPr>
-                <w:sz w:val="18"/>
+                <w:sz w:val="21"/>
               </w:rPr>
               <w:t xml:space="preserve">0</w:t>
             </w:r>
@@ -3501,7 +3501,7 @@
             </w:pPr>
             <w:r>
               <w:rPr>
-                <w:sz w:val="18"/>
+                <w:sz w:val="21"/>
               </w:rPr>
               <w:t xml:space="preserve">trend (+ surge)</w:t>
             </w:r>
@@ -5163,7 +5163,7 @@
             <w:r>
               <w:rPr>
                 <w:b/>
-                <w:sz w:val="18"/>
+                <w:sz w:val="21"/>
               </w:rPr>
               <w:t xml:space="preserve">Term</w:t>
             </w:r>
@@ -5181,7 +5181,7 @@
             <w:r>
               <w:rPr>
                 <w:b/>
-                <w:sz w:val="18"/>
+                <w:sz w:val="21"/>
               </w:rPr>
               <w:t xml:space="preserve">Meaning</w:t>
             </w:r>
@@ -5199,7 +5199,7 @@
             <w:r>
               <w:rPr>
                 <w:b/>
-                <w:sz w:val="18"/>
+                <w:sz w:val="21"/>
               </w:rPr>
               <w:t xml:space="preserve">Source</w:t>
             </w:r>
@@ -5242,7 +5242,7 @@
             </w:pPr>
             <w:r>
               <w:rPr>
-                <w:sz w:val="18"/>
+                <w:sz w:val="21"/>
               </w:rPr>
               <w:t xml:space="preserve">the worst of the five storylines; the decision must hold in all</w:t>
             </w:r>
@@ -5257,7 +5257,7 @@
             </w:pPr>
             <w:r>
               <w:rPr>
-                <w:sz w:val="18"/>
+                <w:sz w:val="21"/>
               </w:rPr>
               <w:t xml:space="preserve">storylines and UNSEEN (Kelder et al. 2020)</w:t>
             </w:r>
@@ -5332,13 +5332,13 @@
             </w:pPr>
             <w:r>
               <w:rPr>
-                <w:sz w:val="18"/>
+                <w:sz w:val="21"/>
               </w:rPr>
               <w:t xml:space="preserve">water pumped in season</w:t>
             </w:r>
             <w:r>
               <w:rPr>
-                <w:sz w:val="18"/>
+                <w:sz w:val="21"/>
               </w:rPr>
               <w:t xml:space="preserve"> </w:t>
             </w:r>
@@ -5358,7 +5358,7 @@
             </w:pPr>
             <w:r>
               <w:rPr>
-                <w:sz w:val="18"/>
+                <w:sz w:val="21"/>
               </w:rPr>
               <w:t xml:space="preserve">utility</w:t>
             </w:r>
@@ -5443,13 +5443,13 @@
             </w:pPr>
             <w:r>
               <w:rPr>
-                <w:sz w:val="18"/>
+                <w:sz w:val="21"/>
               </w:rPr>
               <w:t xml:space="preserve">customer disruption days,</w:t>
             </w:r>
             <w:r>
               <w:rPr>
-                <w:sz w:val="18"/>
+                <w:sz w:val="21"/>
               </w:rPr>
               <w:t xml:space="preserve"> </w:t>
             </w:r>
@@ -5469,19 +5469,19 @@
             </m:oMath>
             <w:r>
               <w:rPr>
-                <w:sz w:val="18"/>
+                <w:sz w:val="21"/>
               </w:rPr>
               <w:t xml:space="preserve"> </w:t>
             </w:r>
             <w:r>
               <w:rPr>
-                <w:sz w:val="18"/>
+                <w:sz w:val="21"/>
               </w:rPr>
               <w:t xml:space="preserve">customers, value</w:t>
             </w:r>
             <w:r>
               <w:rPr>
-                <w:sz w:val="18"/>
+                <w:sz w:val="21"/>
               </w:rPr>
               <w:t xml:space="preserve"> </w:t>
             </w:r>
@@ -5501,13 +5501,13 @@
             </m:oMath>
             <w:r>
               <w:rPr>
-                <w:sz w:val="18"/>
+                <w:sz w:val="21"/>
               </w:rPr>
               <w:t xml:space="preserve"> </w:t>
             </w:r>
             <w:r>
               <w:rPr>
-                <w:sz w:val="18"/>
+                <w:sz w:val="21"/>
               </w:rPr>
               <w:t xml:space="preserve">per day</w:t>
             </w:r>
@@ -5522,7 +5522,7 @@
             </w:pPr>
             <w:r>
               <w:rPr>
-                <w:sz w:val="18"/>
+                <w:sz w:val="21"/>
               </w:rPr>
               <w:t xml:space="preserve">Becher et al. (2023)</w:t>
             </w:r>
@@ -5574,13 +5574,13 @@
             </w:pPr>
             <w:r>
               <w:rPr>
-                <w:sz w:val="18"/>
+                <w:sz w:val="21"/>
               </w:rPr>
               <w:t xml:space="preserve">cost of chloride samples;</w:t>
             </w:r>
             <w:r>
               <w:rPr>
-                <w:sz w:val="18"/>
+                <w:sz w:val="21"/>
               </w:rPr>
               <w:t xml:space="preserve"> </w:t>
             </w:r>
@@ -5591,13 +5591,13 @@
             </m:oMath>
             <w:r>
               <w:rPr>
-                <w:sz w:val="18"/>
+                <w:sz w:val="21"/>
               </w:rPr>
               <w:t xml:space="preserve"> </w:t>
             </w:r>
             <w:r>
               <w:rPr>
-                <w:sz w:val="18"/>
+                <w:sz w:val="21"/>
               </w:rPr>
               <w:t xml:space="preserve">caps the extra ones</w:t>
             </w:r>
@@ -5612,7 +5612,7 @@
             </w:pPr>
             <w:r>
               <w:rPr>
-                <w:sz w:val="18"/>
+                <w:sz w:val="21"/>
               </w:rPr>
               <w:t xml:space="preserve">Considine et al. (2025)</w:t>
             </w:r>
@@ -5629,7 +5629,7 @@
             </w:pPr>
             <w:r>
               <w:rPr>
-                <w:sz w:val="18"/>
+                <w:sz w:val="21"/>
               </w:rPr>
               <w:t xml:space="preserve">(8)</w:t>
             </w:r>
@@ -5644,13 +5644,13 @@
             </w:pPr>
             <w:r>
               <w:rPr>
-                <w:sz w:val="18"/>
+                <w:sz w:val="21"/>
               </w:rPr>
               <w:t xml:space="preserve">exceedance share at most</w:t>
             </w:r>
             <w:r>
               <w:rPr>
-                <w:sz w:val="18"/>
+                <w:sz w:val="21"/>
               </w:rPr>
               <w:t xml:space="preserve"> </w:t>
             </w:r>
@@ -5661,13 +5661,13 @@
             </m:oMath>
             <w:r>
               <w:rPr>
-                <w:sz w:val="18"/>
+                <w:sz w:val="21"/>
               </w:rPr>
               <w:t xml:space="preserve"> </w:t>
             </w:r>
             <w:r>
               <w:rPr>
-                <w:sz w:val="18"/>
+                <w:sz w:val="21"/>
               </w:rPr>
               <w:t xml:space="preserve">in every storyline</w:t>
             </w:r>
@@ -5682,7 +5682,7 @@
             </w:pPr>
             <w:r>
               <w:rPr>
-                <w:sz w:val="18"/>
+                <w:sz w:val="21"/>
               </w:rPr>
               <w:t xml:space="preserve">chance constraint</w:t>
             </w:r>
@@ -5699,7 +5699,7 @@
             </w:pPr>
             <w:r>
               <w:rPr>
-                <w:sz w:val="18"/>
+                <w:sz w:val="21"/>
               </w:rPr>
               <w:t xml:space="preserve">(9), (12)</w:t>
             </w:r>
@@ -5714,13 +5714,13 @@
             </w:pPr>
             <w:r>
               <w:rPr>
-                <w:sz w:val="18"/>
+                <w:sz w:val="21"/>
               </w:rPr>
               <w:t xml:space="preserve">the alarm under-warns at most a share</w:t>
             </w:r>
             <w:r>
               <w:rPr>
-                <w:sz w:val="18"/>
+                <w:sz w:val="21"/>
               </w:rPr>
               <w:t xml:space="preserve"> </w:t>
             </w:r>
@@ -5731,13 +5731,13 @@
             </m:oMath>
             <w:r>
               <w:rPr>
-                <w:sz w:val="18"/>
+                <w:sz w:val="21"/>
               </w:rPr>
               <w:t xml:space="preserve">;</w:t>
             </w:r>
             <w:r>
               <w:rPr>
-                <w:sz w:val="18"/>
+                <w:sz w:val="21"/>
               </w:rPr>
               <w:t xml:space="preserve"> </w:t>
             </w:r>
@@ -5755,13 +5755,13 @@
             </m:oMath>
             <w:r>
               <w:rPr>
-                <w:sz w:val="18"/>
+                <w:sz w:val="21"/>
               </w:rPr>
               <w:t xml:space="preserve"> </w:t>
             </w:r>
             <w:r>
               <w:rPr>
-                <w:sz w:val="18"/>
+                <w:sz w:val="21"/>
               </w:rPr>
               <w:t xml:space="preserve">is the certified shift radius</w:t>
             </w:r>
@@ -5776,7 +5776,7 @@
             </w:pPr>
             <w:r>
               <w:rPr>
-                <w:sz w:val="18"/>
+                <w:sz w:val="21"/>
               </w:rPr>
               <w:t xml:space="preserve">SPIRANCA-GO, Theorem S2</w:t>
             </w:r>
@@ -5793,7 +5793,7 @@
             </w:pPr>
             <w:r>
               <w:rPr>
-                <w:sz w:val="18"/>
+                <w:sz w:val="21"/>
               </w:rPr>
               <w:t xml:space="preserve">(10)</w:t>
             </w:r>
@@ -5808,7 +5808,7 @@
             </w:pPr>
             <w:r>
               <w:rPr>
-                <w:sz w:val="18"/>
+                <w:sz w:val="21"/>
               </w:rPr>
               <w:t xml:space="preserve">cut pumping in the season after an alarm</w:t>
             </w:r>
@@ -5823,7 +5823,7 @@
             </w:pPr>
             <w:r>
               <w:rPr>
-                <w:sz w:val="18"/>
+                <w:sz w:val="21"/>
               </w:rPr>
               <w:t xml:space="preserve">risk threshold (Schneider et al. 2022)</w:t>
             </w:r>
@@ -5840,7 +5840,7 @@
             </w:pPr>
             <w:r>
               <w:rPr>
-                <w:sz w:val="18"/>
+                <w:sz w:val="21"/>
               </w:rPr>
               <w:t xml:space="preserve">(11)</w:t>
             </w:r>
@@ -5855,7 +5855,7 @@
             </w:pPr>
             <w:r>
               <w:rPr>
-                <w:sz w:val="18"/>
+                <w:sz w:val="21"/>
               </w:rPr>
               <w:t xml:space="preserve">yearly sample, extra sample when the watch fires (</w:t>
             </w:r>
@@ -5875,13 +5875,13 @@
             </m:oMath>
             <w:r>
               <w:rPr>
-                <w:sz w:val="18"/>
+                <w:sz w:val="21"/>
               </w:rPr>
               <w:t xml:space="preserve">), re-anchoring on the last</w:t>
             </w:r>
             <w:r>
               <w:rPr>
-                <w:sz w:val="18"/>
+                <w:sz w:val="21"/>
               </w:rPr>
               <w:t xml:space="preserve"> </w:t>
             </w:r>
@@ -5901,19 +5901,19 @@
             </m:oMath>
             <w:r>
               <w:rPr>
-                <w:sz w:val="18"/>
+                <w:sz w:val="21"/>
               </w:rPr>
               <w:t xml:space="preserve"> </w:t>
             </w:r>
             <w:r>
               <w:rPr>
-                <w:sz w:val="18"/>
+                <w:sz w:val="21"/>
               </w:rPr>
               <w:t xml:space="preserve">sample errors</w:t>
             </w:r>
             <w:r>
               <w:rPr>
-                <w:sz w:val="18"/>
+                <w:sz w:val="21"/>
               </w:rPr>
               <w:t xml:space="preserve"> </w:t>
             </w:r>
@@ -5952,7 +5952,7 @@
             </w:pPr>
             <w:r>
               <w:rPr>
-                <w:sz w:val="18"/>
+                <w:sz w:val="21"/>
               </w:rPr>
               <w:t xml:space="preserve">ROJA-GO</w:t>
             </w:r>
@@ -7215,7 +7215,7 @@
             <w:r>
               <w:rPr>
                 <w:b/>
-                <w:sz w:val="18"/>
+                <w:sz w:val="21"/>
               </w:rPr>
               <w:t xml:space="preserve">Rule</w:t>
             </w:r>
@@ -7233,7 +7233,7 @@
             <w:r>
               <w:rPr>
                 <w:b/>
-                <w:sz w:val="18"/>
+                <w:sz w:val="21"/>
               </w:rPr>
               <w:t xml:space="preserve">Worst-storyline exceedance (8)</w:t>
             </w:r>
@@ -7251,7 +7251,7 @@
             <w:r>
               <w:rPr>
                 <w:b/>
-                <w:sz w:val="18"/>
+                <w:sz w:val="21"/>
               </w:rPr>
               <w:t xml:space="preserve">Worst-storyline water (13)</w:t>
             </w:r>
@@ -7269,7 +7269,7 @@
             <w:r>
               <w:rPr>
                 <w:b/>
-                <w:sz w:val="18"/>
+                <w:sz w:val="21"/>
               </w:rPr>
               <w:t xml:space="preserve">Samples in 30 years</w:t>
             </w:r>
@@ -7287,14 +7287,14 @@
             <w:r>
               <w:rPr>
                 <w:b/>
-                <w:sz w:val="18"/>
+                <w:sz w:val="21"/>
               </w:rPr>
               <w:t xml:space="preserve">Feasible for</w:t>
             </w:r>
             <w:r>
               <w:rPr>
                 <w:b/>
-                <w:sz w:val="18"/>
+                <w:sz w:val="21"/>
               </w:rPr>
               <w:t xml:space="preserve"> </w:t>
             </w:r>
@@ -7331,7 +7331,7 @@
             </w:pPr>
             <w:r>
               <w:rPr>
-                <w:sz w:val="18"/>
+                <w:sz w:val="21"/>
               </w:rPr>
               <w:t xml:space="preserve">No action</w:t>
             </w:r>
@@ -7346,7 +7346,7 @@
             </w:pPr>
             <w:r>
               <w:rPr>
-                <w:sz w:val="18"/>
+                <w:sz w:val="21"/>
               </w:rPr>
               <w:t xml:space="preserve">59.3% (causal change)</w:t>
             </w:r>
@@ -7361,7 +7361,7 @@
             </w:pPr>
             <w:r>
               <w:rPr>
-                <w:sz w:val="18"/>
+                <w:sz w:val="21"/>
               </w:rPr>
               <w:t xml:space="preserve">100.0% (ordinary)</w:t>
             </w:r>
@@ -7376,7 +7376,7 @@
             </w:pPr>
             <w:r>
               <w:rPr>
-                <w:sz w:val="18"/>
+                <w:sz w:val="21"/>
               </w:rPr>
               <w:t xml:space="preserve">0</w:t>
             </w:r>
@@ -7391,7 +7391,7 @@
             </w:pPr>
             <w:r>
               <w:rPr>
-                <w:sz w:val="18"/>
+                <w:sz w:val="21"/>
               </w:rPr>
               <w:t xml:space="preserve">no</w:t>
             </w:r>
@@ -7408,7 +7408,7 @@
             </w:pPr>
             <w:r>
               <w:rPr>
-                <w:sz w:val="18"/>
+                <w:sz w:val="21"/>
               </w:rPr>
               <w:t xml:space="preserve">Static alarm</w:t>
             </w:r>
@@ -7423,7 +7423,7 @@
             </w:pPr>
             <w:r>
               <w:rPr>
-                <w:sz w:val="18"/>
+                <w:sz w:val="21"/>
               </w:rPr>
               <w:t xml:space="preserve">21.2% (causal change)</w:t>
             </w:r>
@@ -7438,7 +7438,7 @@
             </w:pPr>
             <w:r>
               <w:rPr>
-                <w:sz w:val="18"/>
+                <w:sz w:val="21"/>
               </w:rPr>
               <w:t xml:space="preserve">76.2% (causal change)</w:t>
             </w:r>
@@ -7453,7 +7453,7 @@
             </w:pPr>
             <w:r>
               <w:rPr>
-                <w:sz w:val="18"/>
+                <w:sz w:val="21"/>
               </w:rPr>
               <w:t xml:space="preserve">0</w:t>
             </w:r>
@@ -7468,7 +7468,7 @@
             </w:pPr>
             <w:r>
               <w:rPr>
-                <w:sz w:val="18"/>
+                <w:sz w:val="21"/>
               </w:rPr>
               <w:t xml:space="preserve">no</w:t>
             </w:r>
@@ -7485,7 +7485,7 @@
             </w:pPr>
             <w:r>
               <w:rPr>
-                <w:sz w:val="18"/>
+                <w:sz w:val="21"/>
               </w:rPr>
               <w:t xml:space="preserve">Yearly sample (S5)</w:t>
             </w:r>
@@ -7500,7 +7500,7 @@
             </w:pPr>
             <w:r>
               <w:rPr>
-                <w:sz w:val="18"/>
+                <w:sz w:val="21"/>
               </w:rPr>
               <w:t xml:space="preserve">11.5% (causal change)</w:t>
             </w:r>
@@ -7515,7 +7515,7 @@
             </w:pPr>
             <w:r>
               <w:rPr>
-                <w:sz w:val="18"/>
+                <w:sz w:val="21"/>
               </w:rPr>
               <w:t xml:space="preserve">72.1% (causal change)</w:t>
             </w:r>
@@ -7530,7 +7530,7 @@
             </w:pPr>
             <w:r>
               <w:rPr>
-                <w:sz w:val="18"/>
+                <w:sz w:val="21"/>
               </w:rPr>
               <w:t xml:space="preserve">29</w:t>
             </w:r>
@@ -7545,7 +7545,7 @@
             </w:pPr>
             <w:r>
               <w:rPr>
-                <w:sz w:val="18"/>
+                <w:sz w:val="21"/>
               </w:rPr>
               <w:t xml:space="preserve">no</w:t>
             </w:r>
@@ -7562,7 +7562,7 @@
             </w:pPr>
             <w:r>
               <w:rPr>
-                <w:sz w:val="18"/>
+                <w:sz w:val="21"/>
               </w:rPr>
               <w:t xml:space="preserve">Screen sensor at 89% of the standard</w:t>
             </w:r>
@@ -7577,7 +7577,7 @@
             </w:pPr>
             <w:r>
               <w:rPr>
-                <w:sz w:val="18"/>
+                <w:sz w:val="21"/>
               </w:rPr>
               <w:t xml:space="preserve">24.5% (causal change)</w:t>
             </w:r>
@@ -7592,7 +7592,7 @@
             </w:pPr>
             <w:r>
               <w:rPr>
-                <w:sz w:val="18"/>
+                <w:sz w:val="21"/>
               </w:rPr>
               <w:t xml:space="preserve">84.4% (causal change)</w:t>
             </w:r>
@@ -7607,7 +7607,7 @@
             </w:pPr>
             <w:r>
               <w:rPr>
-                <w:sz w:val="18"/>
+                <w:sz w:val="21"/>
               </w:rPr>
               <w:t xml:space="preserve">0</w:t>
             </w:r>
@@ -7622,7 +7622,7 @@
             </w:pPr>
             <w:r>
               <w:rPr>
-                <w:sz w:val="18"/>
+                <w:sz w:val="21"/>
               </w:rPr>
               <w:t xml:space="preserve">no</w:t>
             </w:r>
@@ -7639,7 +7639,7 @@
             </w:pPr>
             <w:r>
               <w:rPr>
-                <w:sz w:val="18"/>
+                <w:sz w:val="21"/>
               </w:rPr>
               <w:t xml:space="preserve">ROJA-GO</w:t>
             </w:r>
@@ -7654,7 +7654,7 @@
             </w:pPr>
             <w:r>
               <w:rPr>
-                <w:sz w:val="18"/>
+                <w:sz w:val="21"/>
               </w:rPr>
               <w:t xml:space="preserve">9.1% (causal change)</w:t>
             </w:r>
@@ -7669,7 +7669,7 @@
             </w:pPr>
             <w:r>
               <w:rPr>
-                <w:sz w:val="18"/>
+                <w:sz w:val="21"/>
               </w:rPr>
               <w:t xml:space="preserve">71.2% (causal change)</w:t>
             </w:r>
@@ -7684,7 +7684,7 @@
             </w:pPr>
             <w:r>
               <w:rPr>
-                <w:sz w:val="18"/>
+                <w:sz w:val="21"/>
               </w:rPr>
               <w:t xml:space="preserve">35</w:t>
             </w:r>
@@ -7699,7 +7699,7 @@
             </w:pPr>
             <w:r>
               <w:rPr>
-                <w:sz w:val="18"/>
+                <w:sz w:val="21"/>
               </w:rPr>
               <w:t xml:space="preserve">yes</w:t>
             </w:r>
@@ -7925,7 +7925,7 @@
         <w:t xml:space="preserve"> </w:t>
       </w:r>
       <w:r>
-        <w:t xml:space="preserve">are for the stakeholders to set. Code: experiments/spiranca_go/sx_run.py; results res/sx.json.</w:t>
+        <w:t xml:space="preserve">are for the stakeholders to set. Code: experiments/spiranca_go/sx_run.py and sh_run.py; results res/sx.json and res/sh.json.</w:t>
       </w:r>
     </w:p>
     <w:bookmarkEnd w:id="25"/>
@@ -8148,7 +8148,7 @@
     <w:qFormat/>
     <w:rPr>
       <w:rFonts w:ascii="Calibri" w:hAnsi="Calibri"/>
-      <w:sz w:val="21"/>
+      <w:sz w:val="24"/>
     </w:rPr>
   </w:style>
   <w:style w:styleId="BodyText" w:type="paragraph">
@@ -8161,7 +8161,7 @@
     <w:qFormat/>
     <w:rPr>
       <w:rFonts w:ascii="Calibri" w:hAnsi="Calibri"/>
-      <w:sz w:val="21"/>
+      <w:sz w:val="24"/>
     </w:rPr>
   </w:style>
   <w:style w:customStyle="1" w:styleId="FirstParagraph" w:type="paragraph">
@@ -8171,7 +8171,7 @@
     <w:qFormat/>
     <w:rPr>
       <w:rFonts w:ascii="Calibri" w:hAnsi="Calibri"/>
-      <w:sz w:val="21"/>
+      <w:sz w:val="24"/>
     </w:rPr>
   </w:style>
   <w:style w:customStyle="1" w:styleId="Compact" w:type="paragraph">
@@ -8183,7 +8183,7 @@
     </w:pPr>
     <w:rPr>
       <w:rFonts w:ascii="Calibri" w:hAnsi="Calibri"/>
-      <w:sz w:val="18"/>
+      <w:sz w:val="21"/>
     </w:rPr>
   </w:style>
   <w:style w:styleId="Title" w:type="paragraph">
@@ -8202,7 +8202,7 @@
       <w:b/>
       <w:bCs/>
       <w:color w:val="1F3864"/>
-      <w:sz w:val="36"/>
+      <w:sz w:val="42"/>
       <w:szCs w:val="36"/>
     </w:rPr>
   </w:style>
@@ -8220,7 +8220,7 @@
     <w:rPr>
       <w:rFonts w:ascii="Calibri" w:hAnsi="Calibri"/>
       <w:color w:val="2E5597"/>
-      <w:sz w:val="23"/>
+      <w:sz w:val="26"/>
       <w:szCs w:val="30"/>
     </w:rPr>
   </w:style>
@@ -8325,7 +8325,7 @@
       <w:b/>
       <w:bCs/>
       <w:color w:val="1F3864"/>
-      <w:sz w:val="26"/>
+      <w:sz w:val="30"/>
       <w:szCs w:val="28"/>
     </w:rPr>
   </w:style>
@@ -8568,6 +8568,10 @@
   <w:style w:customStyle="1" w:styleId="ImageCaption" w:type="paragraph">
     <w:name w:val="Image Caption"/>
     <w:basedOn w:val="Caption"/>
+    <w:rPr>
+      <w:rFonts w:ascii="Calibri" w:hAnsi="Calibri"/>
+      <w:sz w:val="21"/>
+    </w:rPr>
   </w:style>
   <w:style w:customStyle="1" w:styleId="Figure" w:type="paragraph">
     <w:name w:val="Figure"/>
